--- a/КПП/Сводный реестр документов о качестве КПП.docx
+++ b/КПП/Сводный реестр документов о качестве КПП.docx
@@ -6606,7 +6606,7 @@
                 <w:i w:val="0"/>
                 <w:sz w:val="16"/>
               </w:rPr>
-              <w:t>Контроллер доступа, С2000-2</w:t>
+              <w:t>Кнопка аварийного открытия (разблокировки) двери, ST-ER115</w:t>
             </w:r>
           </w:p>
         </w:tc>
@@ -6627,7 +6627,7 @@
                 <w:i w:val="0"/>
                 <w:sz w:val="16"/>
               </w:rPr>
-              <w:t>Болид</w:t>
+              <w:t>—</w:t>
             </w:r>
           </w:p>
         </w:tc>
@@ -6648,7 +6648,7 @@
                 <w:i w:val="0"/>
                 <w:sz w:val="16"/>
               </w:rPr>
-              <w:t>4</w:t>
+              <w:t>3</w:t>
             </w:r>
           </w:p>
         </w:tc>
@@ -6713,7 +6713,7 @@
                 <w:i w:val="0"/>
                 <w:sz w:val="16"/>
               </w:rPr>
-              <w:t>Резервированный источник питания, РИП-12 исп.17</w:t>
+              <w:t>Контроллер доступа, С2000-2</w:t>
             </w:r>
           </w:p>
         </w:tc>
@@ -6755,7 +6755,7 @@
                 <w:i w:val="0"/>
                 <w:sz w:val="16"/>
               </w:rPr>
-              <w:t>1</w:t>
+              <w:t>4</w:t>
             </w:r>
           </w:p>
         </w:tc>
@@ -6820,7 +6820,7 @@
                 <w:i w:val="0"/>
                 <w:sz w:val="16"/>
               </w:rPr>
-              <w:t>Монитор видеодомофона цветной, DS-D100MF</w:t>
+              <w:t>Резервированный источник питания, РИП-12 исп.17</w:t>
             </w:r>
           </w:p>
         </w:tc>
@@ -6841,7 +6841,7 @@
                 <w:i w:val="0"/>
                 <w:sz w:val="16"/>
               </w:rPr>
-              <w:t>—</w:t>
+              <w:t>Болид</w:t>
             </w:r>
           </w:p>
         </w:tc>
@@ -6927,7 +6927,7 @@
                 <w:i w:val="0"/>
                 <w:sz w:val="16"/>
               </w:rPr>
-              <w:t>Видеодомофонная вызывная панель цветная, DS-D100P</w:t>
+              <w:t>Монитор видеодомофона цветной, DS-D100MF</w:t>
             </w:r>
           </w:p>
         </w:tc>
@@ -6969,7 +6969,7 @@
                 <w:i w:val="0"/>
                 <w:sz w:val="16"/>
               </w:rPr>
-              <w:t>2</w:t>
+              <w:t>1</w:t>
             </w:r>
           </w:p>
         </w:tc>
@@ -7034,7 +7034,7 @@
                 <w:i w:val="0"/>
                 <w:sz w:val="16"/>
               </w:rPr>
-              <w:t>Рабочее место: мини-ПК CHUWI AuBox X, мониторы Acer SB322QAbi 31,5" (2 шт.) с креплениями DEXP MB32-W01, клавиатура и мышь Defender C-511, преобразователь USB-RS485</w:t>
+              <w:t>Видеодомофонная вызывная панель цветная, DS-D100P</w:t>
             </w:r>
           </w:p>
         </w:tc>
@@ -7076,7 +7076,7 @@
                 <w:i w:val="0"/>
                 <w:sz w:val="16"/>
               </w:rPr>
-              <w:t>1</w:t>
+              <w:t>2</w:t>
             </w:r>
           </w:p>
         </w:tc>
@@ -7141,7 +7141,7 @@
                 <w:i w:val="0"/>
                 <w:sz w:val="16"/>
               </w:rPr>
-              <w:t>Привод электромеханический для распашных ворот, CAME A5000A (комплект ATI5000A)</w:t>
+              <w:t>Рабочее место: мини-ПК CHUWI AuBox X, мониторы Acer SB322QAbi 31,5" (2 шт.) с креплениями DEXP MB32-W01, клавиатура и мышь Defender C-511, преобразователь USB-RS485</w:t>
             </w:r>
           </w:p>
         </w:tc>
@@ -7162,7 +7162,7 @@
                 <w:i w:val="0"/>
                 <w:sz w:val="16"/>
               </w:rPr>
-              <w:t>CAME</w:t>
+              <w:t>—</w:t>
             </w:r>
           </w:p>
         </w:tc>
@@ -7183,7 +7183,7 @@
                 <w:i w:val="0"/>
                 <w:sz w:val="16"/>
               </w:rPr>
-              <w:t>4</w:t>
+              <w:t>1</w:t>
             </w:r>
           </w:p>
         </w:tc>
@@ -7248,7 +7248,7 @@
                 <w:i w:val="0"/>
                 <w:sz w:val="16"/>
               </w:rPr>
-              <w:t>Блок управления электромеханическим приводом ворот (комплектный), CAME ZF1N</w:t>
+              <w:t>Привод электромеханический для распашных ворот, CAME A5000A (комплект ATI5000A)</w:t>
             </w:r>
           </w:p>
         </w:tc>
@@ -7290,7 +7290,7 @@
                 <w:i w:val="0"/>
                 <w:sz w:val="16"/>
               </w:rPr>
-              <w:t>2</w:t>
+              <w:t>4</w:t>
             </w:r>
           </w:p>
         </w:tc>
@@ -7355,7 +7355,7 @@
                 <w:i w:val="0"/>
                 <w:sz w:val="16"/>
               </w:rPr>
-              <w:t>Пост остановки колесного автотранспорта, Дорожный блокиратор механический 3,5 м</w:t>
+              <w:t>Блок управления электромеханическим приводом ворот (комплектный), CAME ZF1N</w:t>
             </w:r>
           </w:p>
         </w:tc>
@@ -7376,7 +7376,7 @@
                 <w:i w:val="0"/>
                 <w:sz w:val="16"/>
               </w:rPr>
-              <w:t>—</w:t>
+              <w:t>CAME</w:t>
             </w:r>
           </w:p>
         </w:tc>
@@ -7397,7 +7397,7 @@
                 <w:i w:val="0"/>
                 <w:sz w:val="16"/>
               </w:rPr>
-              <w:t>1</w:t>
+              <w:t>2</w:t>
             </w:r>
           </w:p>
         </w:tc>
@@ -7462,7 +7462,7 @@
                 <w:i w:val="0"/>
                 <w:sz w:val="16"/>
               </w:rPr>
-              <w:t>Блок управления противотаранным устройством (комплектный)</w:t>
+              <w:t>Пост остановки колесного автотранспорта, Дорожный блокиратор механический 3,5 м</w:t>
             </w:r>
           </w:p>
         </w:tc>
@@ -7569,7 +7569,7 @@
                 <w:i w:val="0"/>
                 <w:sz w:val="16"/>
               </w:rPr>
-              <w:t>Пульт управления ПТУ (комплектный)</w:t>
+              <w:t>Блок управления противотаранным устройством (комплектный)</w:t>
             </w:r>
           </w:p>
         </w:tc>
@@ -7676,7 +7676,7 @@
                 <w:i w:val="0"/>
                 <w:sz w:val="16"/>
               </w:rPr>
-              <w:t>Патч-панель высокой плотности 19", 0,5U, 24 порта</w:t>
+              <w:t>Пульт управления ПТУ (комплектный)</w:t>
             </w:r>
           </w:p>
         </w:tc>
@@ -7697,7 +7697,7 @@
                 <w:i w:val="0"/>
                 <w:sz w:val="16"/>
               </w:rPr>
-              <w:t>Cabeus</w:t>
+              <w:t>—</w:t>
             </w:r>
           </w:p>
         </w:tc>
@@ -7783,7 +7783,7 @@
                 <w:i w:val="0"/>
                 <w:sz w:val="16"/>
               </w:rPr>
-              <w:t>Коммутатор управляемый, Eltex MES2428 AC</w:t>
+              <w:t>Патч-панель высокой плотности 19", 0,5U, 24 порта</w:t>
             </w:r>
           </w:p>
         </w:tc>
@@ -7804,7 +7804,7 @@
                 <w:i w:val="0"/>
                 <w:sz w:val="16"/>
               </w:rPr>
-              <w:t>Eltex</w:t>
+              <w:t>Cabeus</w:t>
             </w:r>
           </w:p>
         </w:tc>
@@ -7890,7 +7890,7 @@
                 <w:i w:val="0"/>
                 <w:sz w:val="16"/>
               </w:rPr>
-              <w:t>Розетка коммутационная RJ-45 в кабель-канале, BRAVA RJ45 / Cabeus RJ-45 кат. 6 экр. (спецификация .СО, поз. 3, 4)</w:t>
+              <w:t>Коммутатор управляемый, Eltex MES2428 AC</w:t>
             </w:r>
           </w:p>
         </w:tc>
@@ -7911,7 +7911,7 @@
                 <w:i w:val="0"/>
                 <w:sz w:val="16"/>
               </w:rPr>
-              <w:t>DKC / Cabeus</w:t>
+              <w:t>Eltex</w:t>
             </w:r>
           </w:p>
         </w:tc>
@@ -7932,7 +7932,7 @@
                 <w:i w:val="0"/>
                 <w:sz w:val="16"/>
               </w:rPr>
-              <w:t>5</w:t>
+              <w:t>1</w:t>
             </w:r>
           </w:p>
         </w:tc>
@@ -7997,7 +7997,7 @@
                 <w:i w:val="0"/>
                 <w:sz w:val="16"/>
               </w:rPr>
-              <w:t>Розетка коммутационная (для аналогового телефона), BRAVA RJ45 (спецификация .СО, поз. 3)</w:t>
+              <w:t>Розетка коммутационная RJ-45 в кабель-канале, BRAVA RJ45 / Cabeus RJ-45 кат. 6 экр. (спецификация .СО, поз. 3, 4)</w:t>
             </w:r>
           </w:p>
         </w:tc>
@@ -8018,7 +8018,7 @@
                 <w:i w:val="0"/>
                 <w:sz w:val="16"/>
               </w:rPr>
-              <w:t>DKC</w:t>
+              <w:t>DKC / Cabeus</w:t>
             </w:r>
           </w:p>
         </w:tc>
@@ -8039,7 +8039,7 @@
                 <w:i w:val="0"/>
                 <w:sz w:val="16"/>
               </w:rPr>
-              <w:t>3</w:t>
+              <w:t>5</w:t>
             </w:r>
           </w:p>
         </w:tc>
@@ -8104,7 +8104,7 @@
                 <w:i w:val="0"/>
                 <w:sz w:val="16"/>
               </w:rPr>
-              <w:t>Радиотелефон, Panasonic KX-TG6811RUB</w:t>
+              <w:t>Розетка коммутационная (для аналогового телефона), BRAVA RJ45 (спецификация .СО, поз. 3)</w:t>
             </w:r>
           </w:p>
         </w:tc>
@@ -8125,7 +8125,7 @@
                 <w:i w:val="0"/>
                 <w:sz w:val="16"/>
               </w:rPr>
-              <w:t>Panasonic</w:t>
+              <w:t>DKC</w:t>
             </w:r>
           </w:p>
         </w:tc>
@@ -8146,7 +8146,7 @@
                 <w:i w:val="0"/>
                 <w:sz w:val="16"/>
               </w:rPr>
-              <w:t>1</w:t>
+              <w:t>3</w:t>
             </w:r>
           </w:p>
         </w:tc>
@@ -8211,7 +8211,7 @@
                 <w:i w:val="0"/>
                 <w:sz w:val="16"/>
               </w:rPr>
-              <w:t>Системный телефон, STA30G</w:t>
+              <w:t>Радиотелефон, Panasonic KX-TG6811RUB</w:t>
             </w:r>
           </w:p>
         </w:tc>
@@ -8232,7 +8232,7 @@
                 <w:i w:val="0"/>
                 <w:sz w:val="16"/>
               </w:rPr>
-              <w:t>MAXICOM</w:t>
+              <w:t>Panasonic</w:t>
             </w:r>
           </w:p>
         </w:tc>
@@ -8318,7 +8318,7 @@
                 <w:i w:val="0"/>
                 <w:sz w:val="16"/>
               </w:rPr>
-              <w:t>Телефон проводной, TeXet TX-241</w:t>
+              <w:t>Системный телефон, STA30G</w:t>
             </w:r>
           </w:p>
         </w:tc>
@@ -8339,7 +8339,7 @@
                 <w:i w:val="0"/>
                 <w:sz w:val="16"/>
               </w:rPr>
-              <w:t>teXet</w:t>
+              <w:t>MAXICOM</w:t>
             </w:r>
           </w:p>
         </w:tc>
@@ -8425,7 +8425,7 @@
                 <w:i w:val="0"/>
                 <w:sz w:val="16"/>
               </w:rPr>
-              <w:t>IP-телефон, Fanvil X301P</w:t>
+              <w:t>Телефон проводной, TeXet TX-241</w:t>
             </w:r>
           </w:p>
         </w:tc>
@@ -8446,7 +8446,7 @@
                 <w:i w:val="0"/>
                 <w:sz w:val="16"/>
               </w:rPr>
-              <w:t>Fanvil</w:t>
+              <w:t>teXet</w:t>
             </w:r>
           </w:p>
         </w:tc>
@@ -8467,7 +8467,7 @@
                 <w:i w:val="0"/>
                 <w:sz w:val="16"/>
               </w:rPr>
-              <w:t>2</w:t>
+              <w:t>1</w:t>
             </w:r>
           </w:p>
         </w:tc>
@@ -8532,7 +8532,7 @@
                 <w:i w:val="0"/>
                 <w:sz w:val="16"/>
               </w:rPr>
-              <w:t>Уличная IP-видеокамера, TR-D2151IR3 v7 (D) 2.8</w:t>
+              <w:t>IP-телефон, Fanvil X301P</w:t>
             </w:r>
           </w:p>
         </w:tc>
@@ -8553,7 +8553,7 @@
                 <w:i w:val="0"/>
                 <w:sz w:val="16"/>
               </w:rPr>
-              <w:t>TRASSIR</w:t>
+              <w:t>Fanvil</w:t>
             </w:r>
           </w:p>
         </w:tc>
@@ -8574,7 +8574,7 @@
                 <w:i w:val="0"/>
                 <w:sz w:val="16"/>
               </w:rPr>
-              <w:t>6</w:t>
+              <w:t>2</w:t>
             </w:r>
           </w:p>
         </w:tc>
@@ -8639,7 +8639,7 @@
                 <w:i w:val="0"/>
                 <w:sz w:val="16"/>
               </w:rPr>
-              <w:t>Внутренняя IP-видеокамера, TR-D3121IR3 v7 2.8</w:t>
+              <w:t>Уличная IP-видеокамера, TR-D2151IR3 v7 (D) 2.8</w:t>
             </w:r>
           </w:p>
         </w:tc>
@@ -8681,7 +8681,7 @@
                 <w:i w:val="0"/>
                 <w:sz w:val="16"/>
               </w:rPr>
-              <w:t>3</w:t>
+              <w:t>6</w:t>
             </w:r>
           </w:p>
         </w:tc>
@@ -8746,7 +8746,7 @@
                 <w:i w:val="0"/>
                 <w:sz w:val="16"/>
               </w:rPr>
-              <w:t>Шкаф 19" коммутационный настенный 15U, Cabeus SH-05F-15U60/60-R</w:t>
+              <w:t>Внутренняя IP-видеокамера, TR-D3121IR3 v7 2.8</w:t>
             </w:r>
           </w:p>
         </w:tc>
@@ -8767,7 +8767,7 @@
                 <w:i w:val="0"/>
                 <w:sz w:val="16"/>
               </w:rPr>
-              <w:t>Cabeus</w:t>
+              <w:t>TRASSIR</w:t>
             </w:r>
           </w:p>
         </w:tc>
@@ -8788,7 +8788,7 @@
                 <w:i w:val="0"/>
                 <w:sz w:val="16"/>
               </w:rPr>
-              <w:t>1</w:t>
+              <w:t>3</w:t>
             </w:r>
           </w:p>
         </w:tc>
@@ -8853,7 +8853,7 @@
                 <w:i w:val="0"/>
                 <w:sz w:val="16"/>
               </w:rPr>
-              <w:t>Коммутатор неуправляемый 16 PoE, TR-NS14202S-185-16P</w:t>
+              <w:t>Шкаф 19" коммутационный настенный 15U, Cabeus SH-05F-15U60/60-R</w:t>
             </w:r>
           </w:p>
         </w:tc>
@@ -8874,7 +8874,7 @@
                 <w:i w:val="0"/>
                 <w:sz w:val="16"/>
               </w:rPr>
-              <w:t>TRASSIR</w:t>
+              <w:t>Cabeus</w:t>
             </w:r>
           </w:p>
         </w:tc>
@@ -8960,7 +8960,7 @@
                 <w:i w:val="0"/>
                 <w:sz w:val="16"/>
               </w:rPr>
-              <w:t>Кросс оптический 19", 1U, Essential Line</w:t>
+              <w:t>Коммутатор неуправляемый 16 PoE, TR-NS14202S-185-16P</w:t>
             </w:r>
           </w:p>
         </w:tc>
@@ -8981,7 +8981,7 @@
                 <w:i w:val="0"/>
                 <w:sz w:val="16"/>
               </w:rPr>
-              <w:t>NIKOMAX</w:t>
+              <w:t>TRASSIR</w:t>
             </w:r>
           </w:p>
         </w:tc>
@@ -9067,7 +9067,7 @@
                 <w:i w:val="0"/>
                 <w:sz w:val="16"/>
               </w:rPr>
-              <w:t>Органайзер кабельный 19", 1U</w:t>
+              <w:t>Кросс оптический 19", 1U, Essential Line</w:t>
             </w:r>
           </w:p>
         </w:tc>
@@ -9088,7 +9088,7 @@
                 <w:i w:val="0"/>
                 <w:sz w:val="16"/>
               </w:rPr>
-              <w:t>Cabeus</w:t>
+              <w:t>NIKOMAX</w:t>
             </w:r>
           </w:p>
         </w:tc>
@@ -9109,7 +9109,7 @@
                 <w:i w:val="0"/>
                 <w:sz w:val="16"/>
               </w:rPr>
-              <w:t>2</w:t>
+              <w:t>1</w:t>
             </w:r>
           </w:p>
         </w:tc>
@@ -9174,7 +9174,7 @@
                 <w:i w:val="0"/>
                 <w:sz w:val="16"/>
               </w:rPr>
-              <w:t>Блок розеток</w:t>
+              <w:t>Органайзер кабельный 19", 1U</w:t>
             </w:r>
           </w:p>
         </w:tc>
@@ -9195,7 +9195,7 @@
                 <w:i w:val="0"/>
                 <w:sz w:val="16"/>
               </w:rPr>
-              <w:t>—</w:t>
+              <w:t>Cabeus</w:t>
             </w:r>
           </w:p>
         </w:tc>
@@ -9216,7 +9216,7 @@
                 <w:i w:val="0"/>
                 <w:sz w:val="16"/>
               </w:rPr>
-              <w:t>1</w:t>
+              <w:t>2</w:t>
             </w:r>
           </w:p>
         </w:tc>
@@ -9281,7 +9281,7 @@
                 <w:i w:val="0"/>
                 <w:sz w:val="16"/>
               </w:rPr>
-              <w:t>Источник бесперебойного питания, ПИЛОТ-1500Р</w:t>
+              <w:t>Блок розеток</w:t>
             </w:r>
           </w:p>
         </w:tc>
@@ -9302,7 +9302,7 @@
                 <w:i w:val="0"/>
                 <w:sz w:val="16"/>
               </w:rPr>
-              <w:t>Сайбер Электро</w:t>
+              <w:t>—</w:t>
             </w:r>
           </w:p>
         </w:tc>
@@ -9388,7 +9388,7 @@
                 <w:i w:val="0"/>
                 <w:sz w:val="16"/>
               </w:rPr>
-              <w:t>Автоматизированное рабочее место (два монитора)</w:t>
+              <w:t>Источник бесперебойного питания, ПИЛОТ-1500Р</w:t>
             </w:r>
           </w:p>
         </w:tc>
@@ -9409,7 +9409,7 @@
                 <w:i w:val="0"/>
                 <w:sz w:val="16"/>
               </w:rPr>
-              <w:t>—</w:t>
+              <w:t>Сайбер Электро</w:t>
             </w:r>
           </w:p>
         </w:tc>
@@ -9475,6 +9475,113 @@
                 <w:sz w:val="16"/>
               </w:rPr>
               <w:t>45</w:t>
+            </w:r>
+          </w:p>
+        </w:tc>
+        <w:tc>
+          <w:tcPr>
+            <w:tcW w:type="dxa" w:w="8220"/>
+          </w:tcPr>
+          <w:p>
+            <w:pPr>
+              <w:spacing w:after="0"/>
+              <w:jc w:val="left"/>
+            </w:pPr>
+            <w:r/>
+            <w:r>
+              <w:rPr>
+                <w:rFonts w:ascii="Times New Roman" w:hAnsi="Times New Roman" w:eastAsia="Times New Roman"/>
+                <w:b w:val="0"/>
+                <w:i w:val="0"/>
+                <w:sz w:val="16"/>
+              </w:rPr>
+              <w:t>Автоматизированное рабочее место (два монитора)</w:t>
+            </w:r>
+          </w:p>
+        </w:tc>
+        <w:tc>
+          <w:tcPr>
+            <w:tcW w:type="dxa" w:w="2268"/>
+          </w:tcPr>
+          <w:p>
+            <w:pPr>
+              <w:spacing w:after="0"/>
+              <w:jc w:val="left"/>
+            </w:pPr>
+            <w:r/>
+            <w:r>
+              <w:rPr>
+                <w:rFonts w:ascii="Times New Roman" w:hAnsi="Times New Roman" w:eastAsia="Times New Roman"/>
+                <w:b w:val="0"/>
+                <w:i w:val="0"/>
+                <w:sz w:val="16"/>
+              </w:rPr>
+              <w:t>—</w:t>
+            </w:r>
+          </w:p>
+        </w:tc>
+        <w:tc>
+          <w:tcPr>
+            <w:tcW w:type="dxa" w:w="1020"/>
+          </w:tcPr>
+          <w:p>
+            <w:pPr>
+              <w:spacing w:after="0"/>
+              <w:jc w:val="center"/>
+            </w:pPr>
+            <w:r/>
+            <w:r>
+              <w:rPr>
+                <w:rFonts w:ascii="Times New Roman" w:hAnsi="Times New Roman" w:eastAsia="Times New Roman"/>
+                <w:b w:val="0"/>
+                <w:i w:val="0"/>
+                <w:sz w:val="16"/>
+              </w:rPr>
+              <w:t>1</w:t>
+            </w:r>
+          </w:p>
+        </w:tc>
+        <w:tc>
+          <w:tcPr>
+            <w:tcW w:type="dxa" w:w="3742"/>
+          </w:tcPr>
+          <w:p>
+            <w:pPr>
+              <w:spacing w:after="0"/>
+              <w:jc w:val="left"/>
+            </w:pPr>
+            <w:r/>
+            <w:r>
+              <w:rPr>
+                <w:rFonts w:ascii="Times New Roman" w:hAnsi="Times New Roman" w:eastAsia="Times New Roman"/>
+                <w:b w:val="0"/>
+                <w:i w:val="0"/>
+                <w:sz w:val="16"/>
+              </w:rPr>
+              <w:t>Паспорт изготовителя</w:t>
+            </w:r>
+          </w:p>
+        </w:tc>
+      </w:tr>
+      <w:tr>
+        <w:tc>
+          <w:tcPr>
+            <w:tcW w:type="dxa" w:w="454"/>
+          </w:tcPr>
+          <w:p>
+            <w:pPr>
+              <w:spacing w:after="0"/>
+              <w:jc w:val="center"/>
+            </w:pPr>
+            <w:r/>
+            <w:r>
+              <w:rPr>
+                <w:rFonts w:ascii="Times New Roman" w:hAnsi="Times New Roman" w:eastAsia="Times New Roman"/>
+                <w:b w:val="0"/>
+                <w:i w:val="0"/>
+                <w:sz w:val="16"/>
+              </w:rPr>
+              <w:t>46</w:t>
             </w:r>
           </w:p>
         </w:tc>

--- a/КПП/Сводный реестр документов о качестве КПП.docx
+++ b/КПП/Сводный реестр документов о качестве КПП.docx
@@ -5257,7 +5257,7 @@
                 <w:i w:val="0"/>
                 <w:sz w:val="16"/>
               </w:rPr>
-              <w:t>1</w:t>
+              <w:t>2</w:t>
             </w:r>
           </w:p>
         </w:tc>
@@ -9517,113 +9517,6 @@
                 <w:sz w:val="16"/>
               </w:rPr>
               <w:t>—</w:t>
-            </w:r>
-          </w:p>
-        </w:tc>
-        <w:tc>
-          <w:tcPr>
-            <w:tcW w:type="dxa" w:w="1020"/>
-          </w:tcPr>
-          <w:p>
-            <w:pPr>
-              <w:spacing w:after="0"/>
-              <w:jc w:val="center"/>
-            </w:pPr>
-            <w:r/>
-            <w:r>
-              <w:rPr>
-                <w:rFonts w:ascii="Times New Roman" w:hAnsi="Times New Roman" w:eastAsia="Times New Roman"/>
-                <w:b w:val="0"/>
-                <w:i w:val="0"/>
-                <w:sz w:val="16"/>
-              </w:rPr>
-              <w:t>1</w:t>
-            </w:r>
-          </w:p>
-        </w:tc>
-        <w:tc>
-          <w:tcPr>
-            <w:tcW w:type="dxa" w:w="3742"/>
-          </w:tcPr>
-          <w:p>
-            <w:pPr>
-              <w:spacing w:after="0"/>
-              <w:jc w:val="left"/>
-            </w:pPr>
-            <w:r/>
-            <w:r>
-              <w:rPr>
-                <w:rFonts w:ascii="Times New Roman" w:hAnsi="Times New Roman" w:eastAsia="Times New Roman"/>
-                <w:b w:val="0"/>
-                <w:i w:val="0"/>
-                <w:sz w:val="16"/>
-              </w:rPr>
-              <w:t>Паспорт изготовителя</w:t>
-            </w:r>
-          </w:p>
-        </w:tc>
-      </w:tr>
-      <w:tr>
-        <w:tc>
-          <w:tcPr>
-            <w:tcW w:type="dxa" w:w="454"/>
-          </w:tcPr>
-          <w:p>
-            <w:pPr>
-              <w:spacing w:after="0"/>
-              <w:jc w:val="center"/>
-            </w:pPr>
-            <w:r/>
-            <w:r>
-              <w:rPr>
-                <w:rFonts w:ascii="Times New Roman" w:hAnsi="Times New Roman" w:eastAsia="Times New Roman"/>
-                <w:b w:val="0"/>
-                <w:i w:val="0"/>
-                <w:sz w:val="16"/>
-              </w:rPr>
-              <w:t>46</w:t>
-            </w:r>
-          </w:p>
-        </w:tc>
-        <w:tc>
-          <w:tcPr>
-            <w:tcW w:type="dxa" w:w="8220"/>
-          </w:tcPr>
-          <w:p>
-            <w:pPr>
-              <w:spacing w:after="0"/>
-              <w:jc w:val="left"/>
-            </w:pPr>
-            <w:r/>
-            <w:r>
-              <w:rPr>
-                <w:rFonts w:ascii="Times New Roman" w:hAnsi="Times New Roman" w:eastAsia="Times New Roman"/>
-                <w:b w:val="0"/>
-                <w:i w:val="0"/>
-                <w:sz w:val="16"/>
-              </w:rPr>
-              <w:t>Блок контроля и индикации, С2000-БКИ</w:t>
-            </w:r>
-          </w:p>
-        </w:tc>
-        <w:tc>
-          <w:tcPr>
-            <w:tcW w:type="dxa" w:w="2268"/>
-          </w:tcPr>
-          <w:p>
-            <w:pPr>
-              <w:spacing w:after="0"/>
-              <w:jc w:val="left"/>
-            </w:pPr>
-            <w:r/>
-            <w:r>
-              <w:rPr>
-                <w:rFonts w:ascii="Times New Roman" w:hAnsi="Times New Roman" w:eastAsia="Times New Roman"/>
-                <w:b w:val="0"/>
-                <w:i w:val="0"/>
-                <w:sz w:val="16"/>
-              </w:rPr>
-              <w:t>Болид</w:t>
             </w:r>
           </w:p>
         </w:tc>

--- a/КПП/Сводный реестр документов о качестве КПП.docx
+++ b/КПП/Сводный реестр документов о качестве КПП.docx
@@ -6285,7 +6285,7 @@
                 <w:i w:val="0"/>
                 <w:sz w:val="16"/>
               </w:rPr>
-              <w:t>Доводчик дверной</w:t>
+              <w:t>Кнопка выхода сенсорная накладная, ST-EX020LSM-BK</w:t>
             </w:r>
           </w:p>
         </w:tc>
@@ -6327,7 +6327,7 @@
                 <w:i w:val="0"/>
                 <w:sz w:val="16"/>
               </w:rPr>
-              <w:t>7</w:t>
+              <w:t>2</w:t>
             </w:r>
           </w:p>
         </w:tc>
@@ -6392,7 +6392,7 @@
                 <w:i w:val="0"/>
                 <w:sz w:val="16"/>
               </w:rPr>
-              <w:t>Кнопка выхода, ST-EX020LSM-BK / ST-EX241L</w:t>
+              <w:t>Кнопка выхода металлическая накладная, ST-EX241L</w:t>
             </w:r>
           </w:p>
         </w:tc>
@@ -7997,7 +7997,7 @@
                 <w:i w:val="0"/>
                 <w:sz w:val="16"/>
               </w:rPr>
-              <w:t>Розетка коммутационная RJ-45 в кабель-канале, BRAVA RJ45 / Cabeus RJ-45 кат. 6 экр. (спецификация .СО, поз. 3, 4)</w:t>
+              <w:t>Розетка компьютерная RJ-45 кат. 6, накладная, Cabeus RJ-45 (8P8C) кат. 6</w:t>
             </w:r>
           </w:p>
         </w:tc>
@@ -8018,7 +8018,7 @@
                 <w:i w:val="0"/>
                 <w:sz w:val="16"/>
               </w:rPr>
-              <w:t>DKC / Cabeus</w:t>
+              <w:t>Cabeus</w:t>
             </w:r>
           </w:p>
         </w:tc>
@@ -8039,7 +8039,7 @@
                 <w:i w:val="0"/>
                 <w:sz w:val="16"/>
               </w:rPr>
-              <w:t>5</w:t>
+              <w:t>1</w:t>
             </w:r>
           </w:p>
         </w:tc>
@@ -8104,7 +8104,7 @@
                 <w:i w:val="0"/>
                 <w:sz w:val="16"/>
               </w:rPr>
-              <w:t>Розетка коммутационная (для аналогового телефона), BRAVA RJ45 (спецификация .СО, поз. 3)</w:t>
+              <w:t>Розетка компьютерная RJ-45 кат. 6 в кабель-канале, BRAVA RJ45</w:t>
             </w:r>
           </w:p>
         </w:tc>
@@ -8146,7 +8146,7 @@
                 <w:i w:val="0"/>
                 <w:sz w:val="16"/>
               </w:rPr>
-              <w:t>3</w:t>
+              <w:t>7</w:t>
             </w:r>
           </w:p>
         </w:tc>
@@ -9410,113 +9410,6 @@
                 <w:sz w:val="16"/>
               </w:rPr>
               <w:t>Сайбер Электро</w:t>
-            </w:r>
-          </w:p>
-        </w:tc>
-        <w:tc>
-          <w:tcPr>
-            <w:tcW w:type="dxa" w:w="1020"/>
-          </w:tcPr>
-          <w:p>
-            <w:pPr>
-              <w:spacing w:after="0"/>
-              <w:jc w:val="center"/>
-            </w:pPr>
-            <w:r/>
-            <w:r>
-              <w:rPr>
-                <w:rFonts w:ascii="Times New Roman" w:hAnsi="Times New Roman" w:eastAsia="Times New Roman"/>
-                <w:b w:val="0"/>
-                <w:i w:val="0"/>
-                <w:sz w:val="16"/>
-              </w:rPr>
-              <w:t>1</w:t>
-            </w:r>
-          </w:p>
-        </w:tc>
-        <w:tc>
-          <w:tcPr>
-            <w:tcW w:type="dxa" w:w="3742"/>
-          </w:tcPr>
-          <w:p>
-            <w:pPr>
-              <w:spacing w:after="0"/>
-              <w:jc w:val="left"/>
-            </w:pPr>
-            <w:r/>
-            <w:r>
-              <w:rPr>
-                <w:rFonts w:ascii="Times New Roman" w:hAnsi="Times New Roman" w:eastAsia="Times New Roman"/>
-                <w:b w:val="0"/>
-                <w:i w:val="0"/>
-                <w:sz w:val="16"/>
-              </w:rPr>
-              <w:t>Паспорт изготовителя</w:t>
-            </w:r>
-          </w:p>
-        </w:tc>
-      </w:tr>
-      <w:tr>
-        <w:tc>
-          <w:tcPr>
-            <w:tcW w:type="dxa" w:w="454"/>
-          </w:tcPr>
-          <w:p>
-            <w:pPr>
-              <w:spacing w:after="0"/>
-              <w:jc w:val="center"/>
-            </w:pPr>
-            <w:r/>
-            <w:r>
-              <w:rPr>
-                <w:rFonts w:ascii="Times New Roman" w:hAnsi="Times New Roman" w:eastAsia="Times New Roman"/>
-                <w:b w:val="0"/>
-                <w:i w:val="0"/>
-                <w:sz w:val="16"/>
-              </w:rPr>
-              <w:t>45</w:t>
-            </w:r>
-          </w:p>
-        </w:tc>
-        <w:tc>
-          <w:tcPr>
-            <w:tcW w:type="dxa" w:w="8220"/>
-          </w:tcPr>
-          <w:p>
-            <w:pPr>
-              <w:spacing w:after="0"/>
-              <w:jc w:val="left"/>
-            </w:pPr>
-            <w:r/>
-            <w:r>
-              <w:rPr>
-                <w:rFonts w:ascii="Times New Roman" w:hAnsi="Times New Roman" w:eastAsia="Times New Roman"/>
-                <w:b w:val="0"/>
-                <w:i w:val="0"/>
-                <w:sz w:val="16"/>
-              </w:rPr>
-              <w:t>Автоматизированное рабочее место (два монитора)</w:t>
-            </w:r>
-          </w:p>
-        </w:tc>
-        <w:tc>
-          <w:tcPr>
-            <w:tcW w:type="dxa" w:w="2268"/>
-          </w:tcPr>
-          <w:p>
-            <w:pPr>
-              <w:spacing w:after="0"/>
-              <w:jc w:val="left"/>
-            </w:pPr>
-            <w:r/>
-            <w:r>
-              <w:rPr>
-                <w:rFonts w:ascii="Times New Roman" w:hAnsi="Times New Roman" w:eastAsia="Times New Roman"/>
-                <w:b w:val="0"/>
-                <w:i w:val="0"/>
-                <w:sz w:val="16"/>
-              </w:rPr>
-              <w:t>—</w:t>
             </w:r>
           </w:p>
         </w:tc>

--- a/КПП/Сводный реестр документов о качестве КПП.docx
+++ b/КПП/Сводный реестр документов о качестве КПП.docx
@@ -5878,7 +5878,7 @@
                 <w:i w:val="0"/>
                 <w:sz w:val="16"/>
               </w:rPr>
-              <w:t>—</w:t>
+              <w:t>Болид</w:t>
             </w:r>
           </w:p>
         </w:tc>
@@ -5985,7 +5985,7 @@
                 <w:i w:val="0"/>
                 <w:sz w:val="16"/>
               </w:rPr>
-              <w:t>—</w:t>
+              <w:t>НПФ «Витек»</w:t>
             </w:r>
           </w:p>
         </w:tc>
@@ -6092,7 +6092,7 @@
                 <w:i w:val="0"/>
                 <w:sz w:val="16"/>
               </w:rPr>
-              <w:t>—</w:t>
+              <w:t>ALer (ООО «ЭКСКОН»)</w:t>
             </w:r>
           </w:p>
         </w:tc>
@@ -6199,7 +6199,7 @@
                 <w:i w:val="0"/>
                 <w:sz w:val="16"/>
               </w:rPr>
-              <w:t>—</w:t>
+              <w:t>«Магнито-Контакт»</w:t>
             </w:r>
           </w:p>
         </w:tc>
@@ -6306,7 +6306,7 @@
                 <w:i w:val="0"/>
                 <w:sz w:val="16"/>
               </w:rPr>
-              <w:t>—</w:t>
+              <w:t>Smartec</w:t>
             </w:r>
           </w:p>
         </w:tc>
@@ -6413,7 +6413,7 @@
                 <w:i w:val="0"/>
                 <w:sz w:val="16"/>
               </w:rPr>
-              <w:t>—</w:t>
+              <w:t>Smartec</w:t>
             </w:r>
           </w:p>
         </w:tc>
@@ -6627,7 +6627,7 @@
                 <w:i w:val="0"/>
                 <w:sz w:val="16"/>
               </w:rPr>
-              <w:t>—</w:t>
+              <w:t>Smartec</w:t>
             </w:r>
           </w:p>
         </w:tc>
@@ -6948,7 +6948,7 @@
                 <w:i w:val="0"/>
                 <w:sz w:val="16"/>
               </w:rPr>
-              <w:t>—</w:t>
+              <w:t>HiWatch</w:t>
             </w:r>
           </w:p>
         </w:tc>
@@ -7055,7 +7055,7 @@
                 <w:i w:val="0"/>
                 <w:sz w:val="16"/>
               </w:rPr>
-              <w:t>—</w:t>
+              <w:t>HiWatch</w:t>
             </w:r>
           </w:p>
         </w:tc>
@@ -7162,7 +7162,7 @@
                 <w:i w:val="0"/>
                 <w:sz w:val="16"/>
               </w:rPr>
-              <w:t>—</w:t>
+              <w:t>CHUWI / Acer / DEXP / Defender</w:t>
             </w:r>
           </w:p>
         </w:tc>
